--- a/scripts/reports/template_RPM_manazersky.docx
+++ b/scripts/reports/template_RPM_manazersky.docx
@@ -321,13 +321,6 @@
         </w:rPr>
         <w:t>o provedení analýzy chování a vývoje cen</w:t>
       </w:r>
-      <w:r>
-        <w:rPr>
-          <w:b/>
-          <w:bCs/>
-        </w:rPr>
-        <w:t xml:space="preserve"> a o vložení dokumentů do spisu</w:t>
-      </w:r>
     </w:p>
     <w:p>
       <w:pPr>
@@ -370,17 +363,7 @@
         <w:fldChar w:fldCharType="end"/>
       </w:r>
       <w:r>
-        <w:t xml:space="preserve"> (dále jen „</w:t>
-      </w:r>
-      <w:r>
-        <w:rPr>
-          <w:b/>
-          <w:bCs/>
-        </w:rPr>
-        <w:t>spis</w:t>
-      </w:r>
-      <w:r>
-        <w:t xml:space="preserve">“) provedl dne </w:t>
+        <w:t xml:space="preserve"> provedl dne </w:t>
       </w:r>
       <w:r>
         <w:rPr>
@@ -390,7 +373,6 @@
         <w:t>[[</w:t>
       </w:r>
       <w:proofErr w:type="spellStart"/>
-      <w:proofErr w:type="gramStart"/>
       <w:r>
         <w:rPr>
           <w:b/>
@@ -404,15 +386,7 @@
           <w:b/>
           <w:bCs/>
         </w:rPr>
-        <w:t>{</w:t>
-      </w:r>
-      <w:proofErr w:type="gramEnd"/>
-      <w:r>
-        <w:rPr>
-          <w:b/>
-          <w:bCs/>
-        </w:rPr>
-        <w:t>„</w:t>
+        <w:t>{„</w:t>
       </w:r>
       <w:proofErr w:type="spellStart"/>
       <w:r>
@@ -472,7 +446,7 @@
           <w:b/>
           <w:bCs/>
         </w:rPr>
-        <w:t xml:space="preserve">“}]] </w:t>
+        <w:t>“}]]</w:t>
       </w:r>
       <w:r>
         <w:t xml:space="preserve"> analýzu chování a vývoje cen </w:t>
@@ -481,17 +455,10 @@
         <w:t xml:space="preserve">značek vybrané skupiny produktů </w:t>
       </w:r>
       <w:r>
-        <w:t>(dále jen „</w:t>
-      </w:r>
-      <w:r>
-        <w:rPr>
-          <w:b/>
-          <w:bCs/>
-        </w:rPr>
-        <w:t>analýza</w:t>
-      </w:r>
-      <w:r>
-        <w:t>“) za účelem detekce indicií možné přítomnosti praktiky spočívající v určování cen pro další prodej. Analýza byla provedena na datech z cenové databáze Úřadu.</w:t>
+        <w:t>za účelem detekce indicií možné přítomnosti praktiky spočívající v určování cen pro další prodej. Analýza byla provedena na datech z cenové databáze Úřadu.</w:t>
+      </w:r>
+      <w:r>
+        <w:t xml:space="preserve"> Soubor obsahující podkladová data je přílohou č. 1 tohoto přípisu.</w:t>
       </w:r>
     </w:p>
     <w:p>
@@ -499,364 +466,257 @@
         <w:pStyle w:val="Odstavec"/>
       </w:pPr>
       <w:r>
-        <w:t>Úřad tímto vkládá do spisu:</w:t>
+        <w:t xml:space="preserve">Analýza byla provedena na cenách vybraných produktů a značek za období od </w:t>
+      </w:r>
+      <w:r>
+        <w:rPr>
+          <w:b/>
+          <w:bCs/>
+        </w:rPr>
+        <w:t>[[</w:t>
+      </w:r>
+      <w:proofErr w:type="spellStart"/>
+      <w:r>
+        <w:rPr>
+          <w:b/>
+          <w:bCs/>
+        </w:rPr>
+        <w:t>dateFrom</w:t>
+      </w:r>
+      <w:bookmarkStart w:id="1" w:name="_Hlk219972226"/>
+      <w:proofErr w:type="spellEnd"/>
+      <w:r>
+        <w:rPr>
+          <w:b/>
+          <w:bCs/>
+        </w:rPr>
+        <w:t>{„</w:t>
+      </w:r>
+      <w:proofErr w:type="spellStart"/>
+      <w:r>
+        <w:rPr>
+          <w:b/>
+          <w:bCs/>
+        </w:rPr>
+        <w:t>dateF</w:t>
+      </w:r>
+      <w:r>
+        <w:rPr>
+          <w:b/>
+          <w:bCs/>
+        </w:rPr>
+        <w:t>ormat</w:t>
+      </w:r>
+      <w:proofErr w:type="spellEnd"/>
+      <w:r>
+        <w:rPr>
+          <w:b/>
+          <w:bCs/>
+        </w:rPr>
+        <w:t xml:space="preserve">“:“d. </w:t>
+      </w:r>
+      <w:r>
+        <w:rPr>
+          <w:b/>
+          <w:bCs/>
+        </w:rPr>
+        <w:t>M</w:t>
+      </w:r>
+      <w:r>
+        <w:rPr>
+          <w:b/>
+          <w:bCs/>
+        </w:rPr>
+        <w:t>.</w:t>
+      </w:r>
+      <w:r>
+        <w:rPr>
+          <w:b/>
+          <w:bCs/>
+        </w:rPr>
+        <w:t xml:space="preserve"> </w:t>
+      </w:r>
+      <w:proofErr w:type="spellStart"/>
+      <w:r>
+        <w:rPr>
+          <w:b/>
+          <w:bCs/>
+        </w:rPr>
+        <w:t>yyyy</w:t>
+      </w:r>
+      <w:proofErr w:type="spellEnd"/>
+      <w:r>
+        <w:rPr>
+          <w:b/>
+          <w:bCs/>
+        </w:rPr>
+        <w:t>“}</w:t>
+      </w:r>
+      <w:bookmarkEnd w:id="1"/>
+      <w:r>
+        <w:rPr>
+          <w:b/>
+          <w:bCs/>
+        </w:rPr>
+        <w:t>]]</w:t>
+      </w:r>
+      <w:r>
+        <w:t xml:space="preserve"> do </w:t>
+      </w:r>
+      <w:r>
+        <w:rPr>
+          <w:b/>
+          <w:bCs/>
+        </w:rPr>
+        <w:t>[[</w:t>
+      </w:r>
+      <w:proofErr w:type="spellStart"/>
+      <w:r>
+        <w:rPr>
+          <w:b/>
+          <w:bCs/>
+        </w:rPr>
+        <w:t>dateTo</w:t>
+      </w:r>
+      <w:proofErr w:type="spellEnd"/>
+      <w:r>
+        <w:rPr>
+          <w:b/>
+          <w:bCs/>
+        </w:rPr>
+        <w:t>{„</w:t>
+      </w:r>
+      <w:proofErr w:type="spellStart"/>
+      <w:r>
+        <w:rPr>
+          <w:b/>
+          <w:bCs/>
+        </w:rPr>
+        <w:t>dateF</w:t>
+      </w:r>
+      <w:r>
+        <w:rPr>
+          <w:b/>
+          <w:bCs/>
+        </w:rPr>
+        <w:t>ormat</w:t>
+      </w:r>
+      <w:proofErr w:type="spellEnd"/>
+      <w:r>
+        <w:rPr>
+          <w:b/>
+          <w:bCs/>
+        </w:rPr>
+        <w:t xml:space="preserve">“:“d. </w:t>
+      </w:r>
+      <w:r>
+        <w:rPr>
+          <w:b/>
+          <w:bCs/>
+        </w:rPr>
+        <w:t>M</w:t>
+      </w:r>
+      <w:r>
+        <w:rPr>
+          <w:b/>
+          <w:bCs/>
+        </w:rPr>
+        <w:t>.</w:t>
+      </w:r>
+      <w:r>
+        <w:rPr>
+          <w:b/>
+          <w:bCs/>
+        </w:rPr>
+        <w:t xml:space="preserve"> </w:t>
+      </w:r>
+      <w:proofErr w:type="spellStart"/>
+      <w:r>
+        <w:rPr>
+          <w:b/>
+          <w:bCs/>
+        </w:rPr>
+        <w:t>yyyy</w:t>
+      </w:r>
+      <w:proofErr w:type="spellEnd"/>
+      <w:r>
+        <w:rPr>
+          <w:b/>
+          <w:bCs/>
+        </w:rPr>
+        <w:t>“}</w:t>
+      </w:r>
+      <w:r>
+        <w:rPr>
+          <w:b/>
+          <w:bCs/>
+        </w:rPr>
+        <w:t>]]</w:t>
+      </w:r>
+      <w:r>
+        <w:t xml:space="preserve">, přičemž </w:t>
+      </w:r>
+      <w:r>
+        <w:t>vyhodnoceno</w:t>
+      </w:r>
+      <w:r>
+        <w:t xml:space="preserve"> bylo </w:t>
+      </w:r>
+      <w:r>
+        <w:rPr>
+          <w:b/>
+          <w:bCs/>
+        </w:rPr>
+        <w:t>[[#stat]][[priceCount]][[/stat]]</w:t>
+      </w:r>
+      <w:r>
+        <w:t xml:space="preserve"> </w:t>
+      </w:r>
+      <w:r>
+        <w:t xml:space="preserve">cenových záznamů pocházejících z veřejně dostupných zdrojů sledovaných </w:t>
+      </w:r>
+      <w:r>
+        <w:t xml:space="preserve">Úřadem </w:t>
+      </w:r>
+      <w:r>
+        <w:t>u</w:t>
+      </w:r>
+      <w:r>
+        <w:t xml:space="preserve"> </w:t>
+      </w:r>
+      <w:r>
+        <w:rPr>
+          <w:b/>
+          <w:bCs/>
+        </w:rPr>
+        <w:t>[[#stat]][[productCount]][[/stat]]</w:t>
+      </w:r>
+      <w:r>
+        <w:t xml:space="preserve"> produktů </w:t>
+      </w:r>
+      <w:r>
+        <w:rPr>
+          <w:b/>
+          <w:bCs/>
+        </w:rPr>
+        <w:t>[[#stat]][[brandCount]][[/stat]]</w:t>
+      </w:r>
+      <w:r>
+        <w:t xml:space="preserve"> značek. Provedená analýza je přílohou č. 2 tohoto přípisu.</w:t>
       </w:r>
     </w:p>
     <w:p>
       <w:pPr>
         <w:pStyle w:val="Odstavec"/>
-        <w:numPr>
-          <w:ilvl w:val="0"/>
-          <w:numId w:val="4"/>
-        </w:numPr>
-      </w:pPr>
-      <w:r>
-        <w:t xml:space="preserve">soubor </w:t>
-      </w:r>
-      <w:r>
-        <w:rPr>
-          <w:highlight w:val="yellow"/>
-        </w:rPr>
-        <w:t>„</w:t>
-      </w:r>
-      <w:r>
-        <w:rPr>
-          <w:i/>
-          <w:iCs/>
-          <w:highlight w:val="yellow"/>
-        </w:rPr>
-        <w:t>data.csv</w:t>
-      </w:r>
-      <w:r>
-        <w:rPr>
-          <w:highlight w:val="yellow"/>
-        </w:rPr>
-        <w:t>“</w:t>
-      </w:r>
-      <w:r>
-        <w:t>, který obsahuje podkladová data využitá pro dotčenou analýzu.</w:t>
-      </w:r>
-    </w:p>
-    <w:p>
-      <w:pPr>
-        <w:pStyle w:val="Odstavec"/>
-      </w:pPr>
-      <w:r>
-        <w:t xml:space="preserve">Analýza byla provedena na cenách vybraných produktů a značek za období od </w:t>
-      </w:r>
-      <w:r>
-        <w:rPr>
-          <w:b/>
-          <w:bCs/>
-        </w:rPr>
-        <w:t>[[</w:t>
-      </w:r>
-      <w:proofErr w:type="spellStart"/>
-      <w:proofErr w:type="gramStart"/>
-      <w:r>
-        <w:rPr>
-          <w:b/>
-          <w:bCs/>
-        </w:rPr>
-        <w:t>dateFrom</w:t>
-      </w:r>
-      <w:bookmarkStart w:id="1" w:name="_Hlk219972226"/>
-      <w:proofErr w:type="spellEnd"/>
-      <w:r>
-        <w:rPr>
-          <w:b/>
-          <w:bCs/>
-        </w:rPr>
-        <w:t>{</w:t>
-      </w:r>
-      <w:proofErr w:type="gramEnd"/>
-      <w:r>
-        <w:rPr>
-          <w:b/>
-          <w:bCs/>
-        </w:rPr>
-        <w:t>„</w:t>
-      </w:r>
-      <w:proofErr w:type="spellStart"/>
-      <w:r>
-        <w:rPr>
-          <w:b/>
-          <w:bCs/>
-        </w:rPr>
-        <w:t>dateF</w:t>
-      </w:r>
-      <w:r>
-        <w:rPr>
-          <w:b/>
-          <w:bCs/>
-        </w:rPr>
-        <w:t>ormat</w:t>
-      </w:r>
-      <w:proofErr w:type="spellEnd"/>
-      <w:r>
-        <w:rPr>
-          <w:b/>
-          <w:bCs/>
-        </w:rPr>
-        <w:t xml:space="preserve">“:“d. </w:t>
-      </w:r>
-      <w:r>
-        <w:rPr>
-          <w:b/>
-          <w:bCs/>
-        </w:rPr>
-        <w:t>M</w:t>
-      </w:r>
-      <w:r>
-        <w:rPr>
-          <w:b/>
-          <w:bCs/>
-        </w:rPr>
-        <w:t>.</w:t>
-      </w:r>
-      <w:r>
-        <w:rPr>
-          <w:b/>
-          <w:bCs/>
-        </w:rPr>
-        <w:t xml:space="preserve"> </w:t>
-      </w:r>
-      <w:proofErr w:type="spellStart"/>
-      <w:r>
-        <w:rPr>
-          <w:b/>
-          <w:bCs/>
-        </w:rPr>
-        <w:t>yyyy</w:t>
-      </w:r>
-      <w:proofErr w:type="spellEnd"/>
-      <w:r>
-        <w:rPr>
-          <w:b/>
-          <w:bCs/>
-        </w:rPr>
-        <w:t>“}</w:t>
-      </w:r>
-      <w:bookmarkEnd w:id="1"/>
-      <w:r>
-        <w:rPr>
-          <w:b/>
-          <w:bCs/>
-        </w:rPr>
-        <w:t>]]</w:t>
-      </w:r>
-      <w:r>
-        <w:t xml:space="preserve"> do </w:t>
-      </w:r>
-      <w:r>
-        <w:rPr>
-          <w:b/>
-          <w:bCs/>
-        </w:rPr>
-        <w:t>[[</w:t>
-      </w:r>
-      <w:proofErr w:type="spellStart"/>
-      <w:r>
-        <w:rPr>
-          <w:b/>
-          <w:bCs/>
-        </w:rPr>
-        <w:t>dateTo</w:t>
-      </w:r>
-      <w:proofErr w:type="spellEnd"/>
-      <w:r>
-        <w:rPr>
-          <w:b/>
-          <w:bCs/>
-        </w:rPr>
-        <w:t>{„</w:t>
-      </w:r>
-      <w:proofErr w:type="spellStart"/>
-      <w:r>
-        <w:rPr>
-          <w:b/>
-          <w:bCs/>
-        </w:rPr>
-        <w:t>dateF</w:t>
-      </w:r>
-      <w:r>
-        <w:rPr>
-          <w:b/>
-          <w:bCs/>
-        </w:rPr>
-        <w:t>ormat</w:t>
-      </w:r>
-      <w:proofErr w:type="spellEnd"/>
-      <w:r>
-        <w:rPr>
-          <w:b/>
-          <w:bCs/>
-        </w:rPr>
-        <w:t xml:space="preserve">“:“d. </w:t>
-      </w:r>
-      <w:r>
-        <w:rPr>
-          <w:b/>
-          <w:bCs/>
-        </w:rPr>
-        <w:t>M</w:t>
-      </w:r>
-      <w:r>
-        <w:rPr>
-          <w:b/>
-          <w:bCs/>
-        </w:rPr>
-        <w:t>.</w:t>
-      </w:r>
-      <w:r>
-        <w:rPr>
-          <w:b/>
-          <w:bCs/>
-        </w:rPr>
-        <w:t xml:space="preserve"> </w:t>
-      </w:r>
-      <w:proofErr w:type="spellStart"/>
-      <w:r>
-        <w:rPr>
-          <w:b/>
-          <w:bCs/>
-        </w:rPr>
-        <w:t>yyyy</w:t>
-      </w:r>
-      <w:proofErr w:type="spellEnd"/>
-      <w:r>
-        <w:rPr>
-          <w:b/>
-          <w:bCs/>
-        </w:rPr>
-        <w:t>“}</w:t>
-      </w:r>
-      <w:r>
-        <w:rPr>
-          <w:b/>
-          <w:bCs/>
-        </w:rPr>
-        <w:t>]]</w:t>
-      </w:r>
-      <w:r>
-        <w:t xml:space="preserve">, přičemž této analýze bylo podrobeno </w:t>
-      </w:r>
-      <w:r>
-        <w:rPr>
-          <w:b/>
-          <w:bCs/>
-        </w:rPr>
-        <w:t>[[#stat]][[priceCount]][[/stat]]</w:t>
-      </w:r>
-      <w:r>
-        <w:t xml:space="preserve"> Úřadem pozorovaných a veřejně dostupných cen </w:t>
-      </w:r>
-      <w:r>
-        <w:rPr>
-          <w:b/>
-          <w:bCs/>
-        </w:rPr>
-        <w:t>[[#stat]][[productCount]][[/stat]]</w:t>
-      </w:r>
-      <w:r>
-        <w:t xml:space="preserve"> produktů celkem </w:t>
-      </w:r>
-      <w:r>
-        <w:rPr>
-          <w:b/>
-          <w:bCs/>
-        </w:rPr>
-        <w:t>[[#stat]][[brandCount]][[/stat]]</w:t>
-      </w:r>
-      <w:r>
-        <w:t xml:space="preserve"> značek. Provedená analýza je přílohou č. 2 tohoto přípisu.</w:t>
-      </w:r>
-    </w:p>
-    <w:p>
-      <w:pPr>
-        <w:pStyle w:val="Odstavec"/>
       </w:pPr>
       <w:r>
         <w:t>Metodika a výsledky jsou popsány v analýze. Analýza byla provedena automatizovaně.</w:t>
       </w:r>
-    </w:p>
-    <w:p>
-      <w:pPr>
-        <w:pStyle w:val="Odstavec"/>
-      </w:pPr>
-      <w:r>
-        <w:t>Úřad tímto vkládá do spisu:</w:t>
-      </w:r>
-    </w:p>
-    <w:p>
-      <w:pPr>
-        <w:pStyle w:val="Odstavec"/>
-        <w:numPr>
-          <w:ilvl w:val="0"/>
-          <w:numId w:val="6"/>
-        </w:numPr>
-      </w:pPr>
-      <w:r>
-        <w:t xml:space="preserve">soubor </w:t>
-      </w:r>
-      <w:r>
-        <w:t>„</w:t>
-      </w:r>
-      <w:r>
-        <w:rPr>
-          <w:i/>
-          <w:iCs/>
-          <w:highlight w:val="yellow"/>
-        </w:rPr>
-        <w:t>zdrojovy_kod_analyzy</w:t>
-      </w:r>
-      <w:r>
-        <w:rPr>
-          <w:i/>
-          <w:iCs/>
-          <w:highlight w:val="yellow"/>
-        </w:rPr>
-        <w:t>.txt</w:t>
-      </w:r>
-      <w:r>
-        <w:t>“</w:t>
-      </w:r>
-      <w:r>
-        <w:t xml:space="preserve">, který obsahuje </w:t>
-      </w:r>
-      <w:r>
-        <w:t xml:space="preserve">sekvenci </w:t>
-      </w:r>
-      <w:r>
-        <w:t>skript</w:t>
-      </w:r>
-      <w:r>
-        <w:t>ů</w:t>
-      </w:r>
-      <w:r>
-        <w:t>, kterým</w:t>
-      </w:r>
-      <w:r>
-        <w:t>i</w:t>
-      </w:r>
-      <w:r>
-        <w:t xml:space="preserve"> byla automatizovaná analýza provedena.</w:t>
+      <w:r>
+        <w:t xml:space="preserve"> Soubor obsahující sekvenci skriptů, kterými byla automatizovaná analýza provedena, je přílohou č. 3 tohoto přípisu.</w:t>
       </w:r>
     </w:p>
     <w:p/>
-    <w:p>
-      <w:r>
-        <w:t>[[%</w:t>
-      </w:r>
-      <w:proofErr w:type="spellStart"/>
-      <w:r>
-        <w:t>img_brand_index_sladeni</w:t>
-      </w:r>
-      <w:proofErr w:type="spellEnd"/>
-      <w:r>
-        <w:t>]]</w:t>
-      </w:r>
-    </w:p>
     <w:p>
       <w:bookmarkStart w:id="2" w:name="Text12"/>
       <w:bookmarkStart w:id="3" w:name="Text10"/>
@@ -931,17 +791,12 @@
         <w:t>za období od [[</w:t>
       </w:r>
       <w:proofErr w:type="spellStart"/>
-      <w:proofErr w:type="gramStart"/>
       <w:r>
         <w:t>dateFrom</w:t>
       </w:r>
       <w:proofErr w:type="spellEnd"/>
       <w:r>
-        <w:t>{</w:t>
-      </w:r>
-      <w:proofErr w:type="gramEnd"/>
-      <w:r>
-        <w:t>„</w:t>
+        <w:t>{„</w:t>
       </w:r>
       <w:proofErr w:type="spellStart"/>
       <w:r>
@@ -963,17 +818,12 @@
         <w:t>]] do [[</w:t>
       </w:r>
       <w:proofErr w:type="spellStart"/>
-      <w:proofErr w:type="gramStart"/>
       <w:r>
         <w:t>dateTo</w:t>
       </w:r>
       <w:proofErr w:type="spellEnd"/>
       <w:r>
-        <w:t>{</w:t>
-      </w:r>
-      <w:proofErr w:type="gramEnd"/>
-      <w:r>
-        <w:t>„</w:t>
+        <w:t>{„</w:t>
       </w:r>
       <w:proofErr w:type="spellStart"/>
       <w:r>
@@ -1004,20 +854,7 @@
         </w:numPr>
       </w:pPr>
       <w:r>
-        <w:rPr>
-          <w:i/>
-          <w:iCs/>
-          <w:highlight w:val="yellow"/>
-        </w:rPr>
-        <w:t>zdrojovy_kod_analyzy</w:t>
-      </w:r>
-      <w:r>
-        <w:rPr>
-          <w:i/>
-          <w:iCs/>
-          <w:highlight w:val="yellow"/>
-        </w:rPr>
-        <w:t>.txt</w:t>
+        <w:t>zdrojovy_kod_analyzy.txt</w:t>
       </w:r>
       <w:r>
         <w:t>.</w:t>
@@ -1118,7 +955,6 @@
         <w:t>období od [[</w:t>
       </w:r>
       <w:proofErr w:type="spellStart"/>
-      <w:proofErr w:type="gramStart"/>
       <w:r>
         <w:rPr>
           <w:rFonts w:asciiTheme="minorHAnsi" w:hAnsiTheme="minorHAnsi" w:cstheme="minorHAnsi"/>
@@ -1135,15 +971,7 @@
           <w:b/>
           <w:bCs/>
         </w:rPr>
-        <w:t>{</w:t>
-      </w:r>
-      <w:proofErr w:type="gramEnd"/>
-      <w:r>
-        <w:rPr>
-          <w:b/>
-          <w:bCs/>
-        </w:rPr>
-        <w:t>„</w:t>
+        <w:t>{„</w:t>
       </w:r>
       <w:proofErr w:type="spellStart"/>
       <w:r>
@@ -1216,7 +1044,6 @@
         <w:t>]] do [[</w:t>
       </w:r>
       <w:proofErr w:type="spellStart"/>
-      <w:proofErr w:type="gramStart"/>
       <w:r>
         <w:rPr>
           <w:rFonts w:asciiTheme="minorHAnsi" w:hAnsiTheme="minorHAnsi" w:cstheme="minorHAnsi"/>
@@ -1233,15 +1060,7 @@
           <w:b/>
           <w:bCs/>
         </w:rPr>
-        <w:t>{</w:t>
-      </w:r>
-      <w:proofErr w:type="gramEnd"/>
-      <w:r>
-        <w:rPr>
-          <w:b/>
-          <w:bCs/>
-        </w:rPr>
-        <w:t>„</w:t>
+        <w:t>{„</w:t>
       </w:r>
       <w:proofErr w:type="spellStart"/>
       <w:r>
@@ -1372,19 +1191,20 @@
     <w:tbl>
       <w:tblPr>
         <w:tblStyle w:val="Mkatabulky"/>
-        <w:tblW w:w="9778" w:type="dxa"/>
+        <w:tblW w:w="9639" w:type="dxa"/>
+        <w:tblInd w:w="108" w:type="dxa"/>
         <w:tblLayout w:type="fixed"/>
         <w:tblLook w:val="04A0" w:firstRow="1" w:lastRow="0" w:firstColumn="1" w:lastColumn="0" w:noHBand="0" w:noVBand="1"/>
       </w:tblPr>
       <w:tblGrid>
-        <w:gridCol w:w="3881"/>
-        <w:gridCol w:w="2974"/>
-        <w:gridCol w:w="2923"/>
+        <w:gridCol w:w="5103"/>
+        <w:gridCol w:w="2268"/>
+        <w:gridCol w:w="2268"/>
       </w:tblGrid>
       <w:tr>
         <w:tc>
           <w:tcPr>
-            <w:tcW w:w="3881" w:type="dxa"/>
+            <w:tcW w:w="5103" w:type="dxa"/>
             <w:tcBorders>
               <w:top w:val="single" w:sz="2" w:space="0" w:color="000000"/>
               <w:left w:val="single" w:sz="2" w:space="0" w:color="000000"/>
@@ -1394,6 +1214,7 @@
           </w:tcPr>
           <w:p>
             <w:pPr>
+              <w:jc w:val="center"/>
               <w:rPr>
                 <w:b/>
                 <w:bCs/>
@@ -1412,7 +1233,7 @@
         </w:tc>
         <w:tc>
           <w:tcPr>
-            <w:tcW w:w="2974" w:type="dxa"/>
+            <w:tcW w:w="2268" w:type="dxa"/>
             <w:tcBorders>
               <w:top w:val="single" w:sz="2" w:space="0" w:color="000000"/>
               <w:left w:val="single" w:sz="2" w:space="0" w:color="000000"/>
@@ -1422,6 +1243,7 @@
           </w:tcPr>
           <w:p>
             <w:pPr>
+              <w:jc w:val="center"/>
               <w:rPr>
                 <w:b/>
                 <w:bCs/>
@@ -1440,7 +1262,7 @@
         </w:tc>
         <w:tc>
           <w:tcPr>
-            <w:tcW w:w="2923" w:type="dxa"/>
+            <w:tcW w:w="2268" w:type="dxa"/>
             <w:tcBorders>
               <w:top w:val="single" w:sz="2" w:space="0" w:color="000000"/>
               <w:left w:val="single" w:sz="2" w:space="0" w:color="000000"/>
@@ -1450,6 +1272,7 @@
           </w:tcPr>
           <w:p>
             <w:pPr>
+              <w:jc w:val="center"/>
               <w:rPr>
                 <w:rFonts w:asciiTheme="minorHAnsi" w:hAnsiTheme="minorHAnsi" w:cstheme="minorHAnsi"/>
                 <w:b/>
@@ -1472,7 +1295,7 @@
       <w:tr>
         <w:tc>
           <w:tcPr>
-            <w:tcW w:w="3881" w:type="dxa"/>
+            <w:tcW w:w="5103" w:type="dxa"/>
             <w:tcBorders>
               <w:top w:val="nil"/>
               <w:left w:val="single" w:sz="2" w:space="0" w:color="000000"/>
@@ -1492,29 +1315,13 @@
                 <w:rFonts w:cstheme="minorHAnsi"/>
                 <w:szCs w:val="24"/>
               </w:rPr>
-              <w:t>[[#brands</w:t>
-            </w:r>
-            <w:proofErr w:type="gramStart"/>
-            <w:r>
-              <w:rPr>
-                <w:rFonts w:cstheme="minorHAnsi"/>
-                <w:szCs w:val="24"/>
-              </w:rPr>
-              <w:t>]][</w:t>
-            </w:r>
-            <w:proofErr w:type="gramEnd"/>
-            <w:r>
-              <w:rPr>
-                <w:rFonts w:cstheme="minorHAnsi"/>
-                <w:szCs w:val="24"/>
-              </w:rPr>
-              <w:t>[brand]]</w:t>
+              <w:t>[[#brands]][[brand]]</w:t>
             </w:r>
           </w:p>
         </w:tc>
         <w:tc>
           <w:tcPr>
-            <w:tcW w:w="2974" w:type="dxa"/>
+            <w:tcW w:w="2268" w:type="dxa"/>
             <w:tcBorders>
               <w:top w:val="nil"/>
               <w:left w:val="single" w:sz="2" w:space="0" w:color="000000"/>
@@ -1525,6 +1332,7 @@
           <w:p>
             <w:pPr>
               <w:pStyle w:val="TableContents"/>
+              <w:jc w:val="right"/>
               <w:rPr>
                 <w:rFonts w:asciiTheme="minorHAnsi" w:hAnsiTheme="minorHAnsi" w:cstheme="minorHAnsi"/>
                 <w:color w:val="000000"/>
@@ -1561,7 +1369,7 @@
         </w:tc>
         <w:tc>
           <w:tcPr>
-            <w:tcW w:w="2923" w:type="dxa"/>
+            <w:tcW w:w="2268" w:type="dxa"/>
             <w:tcBorders>
               <w:top w:val="nil"/>
               <w:left w:val="single" w:sz="2" w:space="0" w:color="000000"/>
@@ -1572,6 +1380,7 @@
           <w:p>
             <w:pPr>
               <w:pStyle w:val="TableContents"/>
+              <w:jc w:val="right"/>
               <w:rPr>
                 <w:rFonts w:asciiTheme="minorHAnsi" w:hAnsiTheme="minorHAnsi" w:cstheme="minorHAnsi"/>
                 <w:color w:val="000000"/>
@@ -1596,23 +1405,13 @@
               <w:t>Nprice</w:t>
             </w:r>
             <w:proofErr w:type="spellEnd"/>
-            <w:proofErr w:type="gramStart"/>
             <w:r>
               <w:rPr>
                 <w:rFonts w:cstheme="minorHAnsi"/>
                 <w:color w:val="000000"/>
                 <w:sz w:val="20"/>
               </w:rPr>
-              <w:t>]][</w:t>
-            </w:r>
-            <w:proofErr w:type="gramEnd"/>
-            <w:r>
-              <w:rPr>
-                <w:rFonts w:cstheme="minorHAnsi"/>
-                <w:color w:val="000000"/>
-                <w:sz w:val="20"/>
-              </w:rPr>
-              <w:t>[/</w:t>
+              <w:t>]][[/</w:t>
             </w:r>
             <w:proofErr w:type="spellStart"/>
             <w:r>
@@ -1646,6 +1445,33 @@
           <w:szCs w:val="24"/>
         </w:rPr>
       </w:pPr>
+      <w:r>
+        <w:rPr>
+          <w:rFonts w:asciiTheme="minorHAnsi" w:hAnsiTheme="minorHAnsi" w:cstheme="minorHAnsi"/>
+          <w:i/>
+          <w:iCs/>
+          <w:szCs w:val="24"/>
+        </w:rPr>
+        <w:t xml:space="preserve">Zdroj: </w:t>
+      </w:r>
+      <w:r>
+        <w:rPr>
+          <w:rFonts w:asciiTheme="minorHAnsi" w:hAnsiTheme="minorHAnsi" w:cstheme="minorHAnsi"/>
+          <w:i/>
+          <w:iCs/>
+          <w:szCs w:val="24"/>
+        </w:rPr>
+        <w:t>cenová databáze</w:t>
+      </w:r>
+      <w:r>
+        <w:rPr>
+          <w:rFonts w:asciiTheme="minorHAnsi" w:hAnsiTheme="minorHAnsi" w:cstheme="minorHAnsi"/>
+          <w:i/>
+          <w:iCs/>
+          <w:szCs w:val="24"/>
+        </w:rPr>
+        <w:t xml:space="preserve"> Úřadu.</w:t>
+      </w:r>
     </w:p>
     <w:p>
       <w:pPr>
@@ -2398,10 +2224,24 @@
       <w:r>
         <w:t>Hodnota 1 je vysvětlena výše.</w:t>
       </w:r>
+      <w:r>
+        <w:rPr>
+          <w:rFonts w:asciiTheme="minorHAnsi" w:hAnsiTheme="minorHAnsi" w:cstheme="minorHAnsi"/>
+          <w:szCs w:val="24"/>
+        </w:rPr>
+        <w:t xml:space="preserve"> </w:t>
+      </w:r>
+      <w:r>
+        <w:rPr>
+          <w:rFonts w:asciiTheme="minorHAnsi" w:hAnsiTheme="minorHAnsi" w:cstheme="minorHAnsi"/>
+          <w:szCs w:val="24"/>
+        </w:rPr>
+        <w:br w:type="page"/>
+      </w:r>
     </w:p>
     <w:p>
       <w:pPr>
-        <w:jc w:val="left"/>
+        <w:spacing w:before="120" w:after="120"/>
         <w:rPr>
           <w:rFonts w:asciiTheme="minorHAnsi" w:hAnsiTheme="minorHAnsi" w:cstheme="minorHAnsi"/>
           <w:szCs w:val="24"/>
@@ -2412,31 +2252,29 @@
           <w:rFonts w:asciiTheme="minorHAnsi" w:hAnsiTheme="minorHAnsi" w:cstheme="minorHAnsi"/>
           <w:szCs w:val="24"/>
         </w:rPr>
-        <w:br w:type="page"/>
-      </w:r>
-    </w:p>
-    <w:p>
-      <w:pPr>
-        <w:spacing w:before="120" w:after="120"/>
+        <w:lastRenderedPageBreak/>
+        <w:t xml:space="preserve">Výsledky </w:t>
+      </w:r>
+      <w:r>
         <w:rPr>
           <w:rFonts w:asciiTheme="minorHAnsi" w:hAnsiTheme="minorHAnsi" w:cstheme="minorHAnsi"/>
           <w:szCs w:val="24"/>
         </w:rPr>
-      </w:pPr>
+        <w:t>provedené analýzy zobrazuje následující tabulka</w:t>
+      </w:r>
       <w:r>
         <w:rPr>
           <w:rFonts w:asciiTheme="minorHAnsi" w:hAnsiTheme="minorHAnsi" w:cstheme="minorHAnsi"/>
           <w:szCs w:val="24"/>
         </w:rPr>
-        <w:lastRenderedPageBreak/>
-        <w:t xml:space="preserve">Výsledky </w:t>
+        <w:t xml:space="preserve"> a graf</w:t>
       </w:r>
       <w:r>
         <w:rPr>
           <w:rFonts w:asciiTheme="minorHAnsi" w:hAnsiTheme="minorHAnsi" w:cstheme="minorHAnsi"/>
           <w:szCs w:val="24"/>
         </w:rPr>
-        <w:t>provedené analýzy zobrazuje následující tabulka.</w:t>
+        <w:t>.</w:t>
       </w:r>
     </w:p>
     <w:p>
@@ -2543,23 +2381,7 @@
                 <w:rFonts w:cstheme="minorHAnsi"/>
                 <w:szCs w:val="24"/>
               </w:rPr>
-              <w:t>[[#brands</w:t>
-            </w:r>
-            <w:proofErr w:type="gramStart"/>
-            <w:r>
-              <w:rPr>
-                <w:rFonts w:cstheme="minorHAnsi"/>
-                <w:szCs w:val="24"/>
-              </w:rPr>
-              <w:t>]][</w:t>
-            </w:r>
-            <w:proofErr w:type="gramEnd"/>
-            <w:r>
-              <w:rPr>
-                <w:rFonts w:cstheme="minorHAnsi"/>
-                <w:szCs w:val="24"/>
-              </w:rPr>
-              <w:t>[brand]]</w:t>
+              <w:t>[[#brands]][[brand]]</w:t>
             </w:r>
           </w:p>
         </w:tc>
@@ -2596,21 +2418,12 @@
               <w:t>iB</w:t>
             </w:r>
             <w:proofErr w:type="spellEnd"/>
-            <w:proofErr w:type="gramStart"/>
             <w:r>
               <w:rPr>
                 <w:rFonts w:cstheme="minorHAnsi"/>
                 <w:szCs w:val="24"/>
               </w:rPr>
-              <w:t>]][</w:t>
-            </w:r>
-            <w:proofErr w:type="gramEnd"/>
-            <w:r>
-              <w:rPr>
-                <w:rFonts w:cstheme="minorHAnsi"/>
-                <w:szCs w:val="24"/>
-              </w:rPr>
-              <w:t>[/</w:t>
+              <w:t>]][[/</w:t>
             </w:r>
             <w:proofErr w:type="spellStart"/>
             <w:r>
@@ -2656,6 +2469,18 @@
       <w:pPr>
         <w:jc w:val="left"/>
       </w:pPr>
+      <w:r>
+        <w:t>Graf č. 1:</w:t>
+      </w:r>
+      <w:r>
+        <w:tab/>
+      </w:r>
+      <w:r>
+        <w:t>Vývoj indexu sladění cen značek vybrané skupiny produktů</w:t>
+      </w:r>
+      <w:r>
+        <w:t xml:space="preserve"> za vybrané období.</w:t>
+      </w:r>
     </w:p>
     <w:p>
       <w:pPr>
@@ -2707,8 +2532,23 @@
     </w:p>
     <w:p>
       <w:pPr>
-        <w:jc w:val="left"/>
-      </w:pPr>
+        <w:spacing w:after="120"/>
+        <w:rPr>
+          <w:rFonts w:asciiTheme="minorHAnsi" w:hAnsiTheme="minorHAnsi" w:cstheme="minorHAnsi"/>
+          <w:i/>
+          <w:iCs/>
+          <w:szCs w:val="24"/>
+        </w:rPr>
+      </w:pPr>
+      <w:r>
+        <w:rPr>
+          <w:rFonts w:asciiTheme="minorHAnsi" w:hAnsiTheme="minorHAnsi" w:cstheme="minorHAnsi"/>
+          <w:i/>
+          <w:iCs/>
+          <w:szCs w:val="24"/>
+        </w:rPr>
+        <w:t>Zdroj: vlastní výpočet Úřadu.</w:t>
+      </w:r>
     </w:p>
     <w:p>
       <w:pPr>
@@ -4859,6 +4699,7 @@
   <w:style w:type="character" w:default="1" w:styleId="Standardnpsmoodstavce">
     <w:name w:val="Default Paragraph Font"/>
     <w:uiPriority w:val="1"/>
+    <w:semiHidden/>
     <w:unhideWhenUsed/>
   </w:style>
   <w:style w:type="table" w:default="1" w:styleId="Normlntabulka">
